--- a/backend_api/templates/weight_certificate_template.docx
+++ b/backend_api/templates/weight_certificate_template.docx
@@ -146,37 +146,7 @@
             </w14:srgbClr>
           </w14:shadow>
         </w:rPr>
-        <w:t>{</w:t>
-      </w:r>
-      <w:r>
-        <w:rPr>
-          <w:b/>
-          <w:color w:val="000000"/>
-          <w:spacing w:val="22"/>
-          <w:sz w:val="20"/>
-          <w:lang w:val="en-US"/>
-          <w14:shadow w14:blurRad="50800" w14:dist="38100" w14:dir="2700000" w14:sx="100000" w14:sy="100000" w14:kx="0" w14:ky="0" w14:algn="tl">
-            <w14:srgbClr w14:val="000000">
-              <w14:alpha w14:val="60000"/>
-            </w14:srgbClr>
-          </w14:shadow>
-        </w:rPr>
-        <w:t>report_number</w:t>
-      </w:r>
-      <w:r>
-        <w:rPr>
-          <w:b/>
-          <w:color w:val="000000"/>
-          <w:spacing w:val="22"/>
-          <w:sz w:val="20"/>
-          <w:lang w:val="en-US"/>
-          <w14:shadow w14:blurRad="50800" w14:dist="38100" w14:dir="2700000" w14:sx="100000" w14:sy="100000" w14:kx="0" w14:ky="0" w14:algn="tl">
-            <w14:srgbClr w14:val="000000">
-              <w14:alpha w14:val="60000"/>
-            </w14:srgbClr>
-          </w14:shadow>
-        </w:rPr>
-        <w:t>}</w:t>
+        <w:t>{report_number}</w:t>
       </w:r>
     </w:p>
     <w:p>
@@ -611,25 +581,7 @@
           <w:szCs w:val="22"/>
           <w:lang w:val="es-MX"/>
         </w:rPr>
-        <w:t>{</w:t>
-      </w:r>
-      <w:r>
-        <w:rPr>
-          <w:rFonts w:ascii="Times New Roman" w:hAnsi="Times New Roman"/>
-          <w:sz w:val="22"/>
-          <w:szCs w:val="22"/>
-          <w:lang w:val="es-MX"/>
-        </w:rPr>
-        <w:t>cargo_hold</w:t>
-      </w:r>
-      <w:r>
-        <w:rPr>
-          <w:rFonts w:ascii="Times New Roman" w:hAnsi="Times New Roman"/>
-          <w:sz w:val="22"/>
-          <w:szCs w:val="22"/>
-          <w:lang w:val="es-MX"/>
-        </w:rPr>
-        <w:t>}</w:t>
+        <w:t>{cargo_hold}</w:t>
       </w:r>
     </w:p>
     <w:p>
@@ -672,16 +624,40 @@
           <w:szCs w:val="22"/>
           <w:lang w:val="en-US"/>
         </w:rPr>
-        <w:t>{</w:t>
-      </w:r>
-      <w:r>
-        <w:rPr>
-          <w:rFonts w:ascii="Times New Roman" w:hAnsi="Times New Roman"/>
+        <w:t>{shipper}</w:t>
+      </w:r>
+    </w:p>
+    <w:p>
+      <w:pPr>
+        <w:pStyle w:val="NoSpacing"/>
+        <w:rPr>
+          <w:shd w:val="clear" w:color="auto" w:fill="FFFFFF"/>
+          <w:lang w:val="en-US"/>
+        </w:rPr>
+      </w:pPr>
+      <w:r>
+        <w:rPr>
+          <w:rFonts w:ascii="Times New Roman" w:hAnsi="Times New Roman"/>
+          <w:b/>
           <w:sz w:val="22"/>
           <w:szCs w:val="22"/>
           <w:lang w:val="en-US"/>
         </w:rPr>
-        <w:t>shipper</w:t>
+        <w:t>CONSIGNEED:</w:t>
+      </w:r>
+      <w:r>
+        <w:rPr>
+          <w:shd w:val="clear" w:color="auto" w:fill="FFFFFF"/>
+          <w:lang w:val="en-US"/>
+        </w:rPr>
+        <w:t xml:space="preserve">                      </w:t>
+      </w:r>
+      <w:r>
+        <w:rPr>
+          <w:shd w:val="clear" w:color="auto" w:fill="FFFFFF"/>
+          <w:lang w:val="en-US"/>
+        </w:rPr>
+        <w:t xml:space="preserve">       </w:t>
       </w:r>
       <w:r>
         <w:rPr>
@@ -690,67 +666,7 @@
           <w:szCs w:val="22"/>
           <w:lang w:val="en-US"/>
         </w:rPr>
-        <w:t>}</w:t>
-      </w:r>
-    </w:p>
-    <w:p>
-      <w:pPr>
-        <w:pStyle w:val="NoSpacing"/>
-        <w:rPr>
-          <w:shd w:val="clear" w:color="auto" w:fill="FFFFFF"/>
-          <w:lang w:val="en-US"/>
-        </w:rPr>
-      </w:pPr>
-      <w:r>
-        <w:rPr>
-          <w:rFonts w:ascii="Times New Roman" w:hAnsi="Times New Roman"/>
-          <w:b/>
-          <w:sz w:val="22"/>
-          <w:szCs w:val="22"/>
-          <w:lang w:val="en-US"/>
-        </w:rPr>
-        <w:t>CONSIGNEED:</w:t>
-      </w:r>
-      <w:r>
-        <w:rPr>
-          <w:shd w:val="clear" w:color="auto" w:fill="FFFFFF"/>
-          <w:lang w:val="en-US"/>
-        </w:rPr>
-        <w:t xml:space="preserve">                      </w:t>
-      </w:r>
-      <w:r>
-        <w:rPr>
-          <w:shd w:val="clear" w:color="auto" w:fill="FFFFFF"/>
-          <w:lang w:val="en-US"/>
-        </w:rPr>
-        <w:t xml:space="preserve">       </w:t>
-      </w:r>
-      <w:r>
-        <w:rPr>
-          <w:rFonts w:ascii="Times New Roman" w:hAnsi="Times New Roman"/>
-          <w:sz w:val="22"/>
-          <w:szCs w:val="22"/>
-          <w:lang w:val="en-US"/>
-        </w:rPr>
-        <w:t>{</w:t>
-      </w:r>
-      <w:r>
-        <w:rPr>
-          <w:rFonts w:ascii="Times New Roman" w:hAnsi="Times New Roman"/>
-          <w:sz w:val="22"/>
-          <w:szCs w:val="22"/>
-          <w:lang w:val="en-US"/>
-        </w:rPr>
-        <w:t>consignee</w:t>
-      </w:r>
-      <w:r>
-        <w:rPr>
-          <w:rFonts w:ascii="Times New Roman" w:hAnsi="Times New Roman"/>
-          <w:sz w:val="22"/>
-          <w:szCs w:val="22"/>
-          <w:lang w:val="en-US"/>
-        </w:rPr>
-        <w:t>}</w:t>
+        <w:t>{consignee}</w:t>
       </w:r>
       <w:r>
         <w:rPr>
@@ -1399,7 +1315,7 @@
           <w:lang w:eastAsia="en-US"/>
         </w:rPr>
         <w:drawing>
-          <wp:anchor distT="0" distB="0" distL="114300" distR="114300" simplePos="0" relativeHeight="251658240" behindDoc="1" locked="0" layoutInCell="1" allowOverlap="1" wp14:anchorId="6768F54C" wp14:editId="7EE27FAA">
+          <wp:anchor distT="0" distB="0" distL="114300" distR="114300" simplePos="0" relativeHeight="251658240" behindDoc="1" locked="0" layoutInCell="1" allowOverlap="1" wp14:anchorId="6768F54C" wp14:editId="1EC81816">
             <wp:simplePos x="0" y="0"/>
             <wp:positionH relativeFrom="column">
               <wp:posOffset>255270</wp:posOffset>
@@ -1509,7 +1425,6 @@
         <w:rPr>
           <w:rFonts w:ascii="Times New Roman" w:hAnsi="Times New Roman"/>
           <w:sz w:val="20"/>
-          <w:lang w:val="es-CR"/>
         </w:rPr>
       </w:pPr>
       <w:r>
@@ -1551,7 +1466,6 @@
         <w:rPr>
           <w:rFonts w:ascii="Times New Roman" w:hAnsi="Times New Roman"/>
           <w:sz w:val="20"/>
-          <w:lang w:val="es-CR"/>
         </w:rPr>
         <w:t>_________</w:t>
       </w:r>
@@ -1559,7 +1473,6 @@
         <w:rPr>
           <w:rFonts w:ascii="Times New Roman" w:hAnsi="Times New Roman"/>
           <w:sz w:val="20"/>
-          <w:lang w:val="es-CR"/>
         </w:rPr>
         <w:t>____________________</w:t>
       </w:r>
@@ -1567,7 +1480,6 @@
         <w:rPr>
           <w:rFonts w:ascii="Times New Roman" w:hAnsi="Times New Roman"/>
           <w:sz w:val="20"/>
-          <w:lang w:val="es-CR"/>
         </w:rPr>
         <w:t xml:space="preserve">                </w:t>
       </w:r>
@@ -1575,7 +1487,6 @@
         <w:rPr>
           <w:rFonts w:ascii="Times New Roman" w:hAnsi="Times New Roman"/>
           <w:sz w:val="20"/>
-          <w:lang w:val="es-CR"/>
         </w:rPr>
         <w:t xml:space="preserve">                                                                                                                 </w:t>
       </w:r>
@@ -1588,14 +1499,12 @@
           <w:caps/>
           <w:color w:val="FF0000"/>
           <w:sz w:val="20"/>
-          <w:lang w:val="es-CR"/>
-        </w:rPr>
-      </w:pPr>
-      <w:r>
-        <w:rPr>
-          <w:rFonts w:ascii="Times New Roman" w:hAnsi="Times New Roman"/>
-          <w:sz w:val="20"/>
-          <w:lang w:val="es-CR"/>
+        </w:rPr>
+      </w:pPr>
+      <w:r>
+        <w:rPr>
+          <w:rFonts w:ascii="Times New Roman" w:hAnsi="Times New Roman"/>
+          <w:sz w:val="20"/>
         </w:rPr>
         <w:t xml:space="preserve">                        </w:t>
       </w:r>
@@ -1603,7 +1512,6 @@
         <w:rPr>
           <w:rFonts w:ascii="Times New Roman" w:hAnsi="Times New Roman"/>
           <w:sz w:val="20"/>
-          <w:lang w:val="es-CR"/>
         </w:rPr>
         <w:t xml:space="preserve">    </w:t>
       </w:r>
@@ -1611,7 +1519,6 @@
         <w:rPr>
           <w:rFonts w:ascii="Times New Roman" w:hAnsi="Times New Roman"/>
           <w:sz w:val="20"/>
-          <w:lang w:val="es-CR"/>
         </w:rPr>
         <w:t xml:space="preserve"> </w:t>
       </w:r>
@@ -1620,15 +1527,37 @@
           <w:rFonts w:ascii="Times New Roman" w:hAnsi="Times New Roman"/>
           <w:b/>
           <w:sz w:val="20"/>
-          <w:lang w:val="es-CR"/>
-        </w:rPr>
-        <w:t>MSL S.A.</w:t>
-      </w:r>
-      <w:r>
-        <w:rPr>
-          <w:rFonts w:ascii="Times New Roman" w:hAnsi="Times New Roman"/>
-          <w:sz w:val="20"/>
-          <w:lang w:val="es-CR"/>
+        </w:rPr>
+        <w:t>MSL S.</w:t>
+      </w:r>
+      <w:r>
+        <w:rPr>
+          <w:rFonts w:ascii="Times New Roman" w:hAnsi="Times New Roman"/>
+          <w:b/>
+          <w:sz w:val="20"/>
+        </w:rPr>
+        <w:t>R</w:t>
+      </w:r>
+      <w:r>
+        <w:rPr>
+          <w:rFonts w:ascii="Times New Roman" w:hAnsi="Times New Roman"/>
+          <w:b/>
+          <w:sz w:val="20"/>
+        </w:rPr>
+        <w:t>.</w:t>
+      </w:r>
+      <w:r>
+        <w:rPr>
+          <w:rFonts w:ascii="Times New Roman" w:hAnsi="Times New Roman"/>
+          <w:b/>
+          <w:sz w:val="20"/>
+        </w:rPr>
+        <w:t>L</w:t>
+      </w:r>
+      <w:r>
+        <w:rPr>
+          <w:rFonts w:ascii="Times New Roman" w:hAnsi="Times New Roman"/>
+          <w:sz w:val="20"/>
         </w:rPr>
         <w:tab/>
       </w:r>
@@ -1636,7 +1565,6 @@
         <w:rPr>
           <w:rFonts w:ascii="Times New Roman" w:hAnsi="Times New Roman"/>
           <w:sz w:val="20"/>
-          <w:lang w:val="es-CR"/>
         </w:rPr>
         <w:tab/>
       </w:r>
@@ -1645,7 +1573,6 @@
           <w:rFonts w:ascii="Times New Roman" w:hAnsi="Times New Roman"/>
           <w:b/>
           <w:sz w:val="20"/>
-          <w:lang w:val="es-CR"/>
         </w:rPr>
         <w:t xml:space="preserve"> </w:t>
       </w:r>
@@ -1654,7 +1581,6 @@
           <w:rFonts w:ascii="Times New Roman" w:hAnsi="Times New Roman"/>
           <w:b/>
           <w:sz w:val="20"/>
-          <w:lang w:val="es-CR"/>
         </w:rPr>
         <w:t xml:space="preserve">        </w:t>
       </w:r>
@@ -1663,7 +1589,6 @@
           <w:rFonts w:ascii="Times New Roman" w:hAnsi="Times New Roman"/>
           <w:b/>
           <w:sz w:val="20"/>
-          <w:lang w:val="es-CR"/>
         </w:rPr>
         <w:t xml:space="preserve">                                                            </w:t>
       </w:r>
@@ -1672,7 +1597,6 @@
           <w:rFonts w:ascii="Times New Roman" w:hAnsi="Times New Roman"/>
           <w:b/>
           <w:sz w:val="20"/>
-          <w:lang w:val="es-CR"/>
         </w:rPr>
         <w:t xml:space="preserve">    </w:t>
       </w:r>
@@ -1681,7 +1605,6 @@
           <w:rFonts w:ascii="Times New Roman" w:hAnsi="Times New Roman"/>
           <w:b/>
           <w:sz w:val="20"/>
-          <w:lang w:val="es-CR"/>
         </w:rPr>
         <w:t xml:space="preserve"> </w:t>
       </w:r>
@@ -1689,7 +1612,6 @@
         <w:rPr>
           <w:rFonts w:ascii="Times New Roman" w:hAnsi="Times New Roman"/>
           <w:sz w:val="20"/>
-          <w:lang w:val="es-CR"/>
         </w:rPr>
         <w:t xml:space="preserve">       </w:t>
       </w:r>
@@ -1700,7 +1622,6 @@
         <w:rPr>
           <w:rFonts w:ascii="Times New Roman" w:hAnsi="Times New Roman"/>
           <w:sz w:val="20"/>
-          <w:lang w:val="es-CR"/>
         </w:rPr>
       </w:pPr>
     </w:p>
@@ -1710,7 +1631,6 @@
         <w:rPr>
           <w:rFonts w:ascii="Times New Roman" w:hAnsi="Times New Roman"/>
           <w:sz w:val="20"/>
-          <w:lang w:val="es-CR"/>
         </w:rPr>
       </w:pPr>
     </w:p>
@@ -5462,11 +5382,15 @@
   </w:style>
   <w:style w:type="character" w:default="1" w:styleId="DefaultParagraphFont">
     <w:name w:val="Default Paragraph Font"/>
+    <w:uiPriority w:val="1"/>
     <w:semiHidden/>
+    <w:unhideWhenUsed/>
   </w:style>
   <w:style w:type="table" w:default="1" w:styleId="TableNormal">
     <w:name w:val="Normal Table"/>
+    <w:uiPriority w:val="99"/>
     <w:semiHidden/>
+    <w:unhideWhenUsed/>
     <w:tblPr>
       <w:tblInd w:w="0" w:type="dxa"/>
       <w:tblCellMar>
@@ -5479,7 +5403,9 @@
   </w:style>
   <w:style w:type="numbering" w:default="1" w:styleId="NoList">
     <w:name w:val="No List"/>
+    <w:uiPriority w:val="99"/>
     <w:semiHidden/>
+    <w:unhideWhenUsed/>
   </w:style>
   <w:style w:type="paragraph" w:styleId="Header">
     <w:name w:val="header"/>
